--- a/회원등급_혜택체계_기획서.docx
+++ b/회원등급_혜택체계_기획서.docx
@@ -46,7 +46,7 @@
           <w:sz w:val="18"/>
           <w:szCs w:val="18"/>
         </w:rPr>
-        <w:t xml:space="preserve">메가플러스(주)  |  작성일 2026년 9월 5일  |  제작사 전달용</w:t>
+        <w:t xml:space="preserve">메가플러스(주)  |  작성일 2026년 9월 5일 · 확정값 반영 9월 7일  |  제작사 전달용</w:t>
       </w:r>
     </w:p>
     <w:p>
@@ -414,7 +414,7 @@
                 <w:sz w:val="18"/>
                 <w:szCs w:val="18"/>
               </w:rPr>
-              <w:t xml:space="preserve">적용 (임시 5%)</w:t>
+              <w:t xml:space="preserve">적용 (5%)</w:t>
             </w:r>
           </w:p>
         </w:tc>
@@ -577,7 +577,7 @@
                 <w:sz w:val="18"/>
                 <w:szCs w:val="18"/>
               </w:rPr>
-              <w:t xml:space="preserve">적용 (임시 5%)</w:t>
+              <w:t xml:space="preserve">적용 (5%)</w:t>
             </w:r>
           </w:p>
         </w:tc>
@@ -1242,7 +1242,7 @@
           <w:sz w:val="20"/>
           <w:szCs w:val="20"/>
         </w:rPr>
-        <w:t xml:space="preserve">코드는 학교 단위로 1개만 발급한다. 같은 학교 선생님 여러 명이 쓸 수 있도록, 코드 1개에 계정 다중 등록을 허용하되 등록 계정 수 상한을 둔다(임시 5명).</w:t>
+        <w:t xml:space="preserve">코드는 학교 단위로 1개만 발급한다. 같은 학교 선생님 여러 명이 쓸 수 있도록, 코드 1개에 계정 다중 등록을 허용하되 등록 계정 수 상한을 둔다(학교당 5명, 확정).</w:t>
       </w:r>
     </w:p>
     <w:p>
@@ -2898,7 +2898,7 @@
           <w:sz w:val="26"/>
           <w:szCs w:val="26"/>
         </w:rPr>
-        <w:t xml:space="preserve">8. 대표 확정 필요 항목</w:t>
+        <w:t xml:space="preserve">8. 대표 확정 항목 (2026-09-07)</w:t>
       </w:r>
     </w:p>
     <w:p>
@@ -2914,7 +2914,7 @@
           <w:sz w:val="18"/>
           <w:szCs w:val="18"/>
         </w:rPr>
-        <w:t xml:space="preserve">아래 값은 임시 기재이며, 개발 착수 전 확정한다.</w:t>
+        <w:t xml:space="preserve">아래 값은 대표가 확정한 값이며, 이용권 마스터 시트 「설정」 탭과 동일하다.</w:t>
       </w:r>
     </w:p>
     <w:tbl>
@@ -2992,7 +2992,7 @@
                 <w:sz w:val="18"/>
                 <w:szCs w:val="18"/>
               </w:rPr>
-              <w:t xml:space="preserve">임시값</w:t>
+              <w:t xml:space="preserve">확정값</w:t>
             </w:r>
           </w:p>
         </w:tc>
@@ -3021,7 +3021,7 @@
                 <w:sz w:val="18"/>
                 <w:szCs w:val="18"/>
               </w:rPr>
-              <w:t xml:space="preserve">확정</w:t>
+              <w:t xml:space="preserve">비고</w:t>
             </w:r>
           </w:p>
         </w:tc>
@@ -3107,7 +3107,7 @@
                 <w:sz w:val="18"/>
                 <w:szCs w:val="18"/>
               </w:rPr>
-              <w:t xml:space="preserve"/>
+              <w:t xml:space="preserve">부가세 포함</w:t>
             </w:r>
           </w:p>
         </w:tc>
@@ -3196,7 +3196,7 @@
                 <w:sz w:val="18"/>
                 <w:szCs w:val="18"/>
               </w:rPr>
-              <w:t xml:space="preserve"/>
+              <w:t xml:space="preserve">학교인쇄통 인쇄 주문 시</w:t>
             </w:r>
           </w:p>
         </w:tc>
@@ -3282,7 +3282,7 @@
                 <w:sz w:val="18"/>
                 <w:szCs w:val="18"/>
               </w:rPr>
-              <w:t xml:space="preserve"/>
+              <w:t xml:space="preserve">비회원도 다운로드</w:t>
             </w:r>
           </w:p>
         </w:tc>
@@ -3371,7 +3371,7 @@
                 <w:sz w:val="18"/>
                 <w:szCs w:val="18"/>
               </w:rPr>
-              <w:t xml:space="preserve"/>
+              <w:t xml:space="preserve">승인일 기준</w:t>
             </w:r>
           </w:p>
         </w:tc>
@@ -3457,7 +3457,7 @@
                 <w:sz w:val="18"/>
                 <w:szCs w:val="18"/>
               </w:rPr>
-              <w:t xml:space="preserve"/>
+              <w:t xml:space="preserve">학교당</w:t>
             </w:r>
           </w:p>
         </w:tc>
